--- a/3_SISTEMA/ECU_C5_Listar_Clientes.docx
+++ b/3_SISTEMA/ECU_C5_Listar_Clientes.docx
@@ -894,17 +894,25 @@
         </w:rPr>
         <w:t xml:space="preserve"> </w:t>
       </w:r>
-      <w:r>
-        <w:rPr>
-          <w:rFonts w:ascii="Arial" w:hAnsi="Arial" w:cs="Arial"/>
-        </w:rPr>
-        <w:t xml:space="preserve">registrar, </w:t>
-      </w:r>
       <w:proofErr w:type="spellStart"/>
       <w:r>
         <w:rPr>
           <w:rFonts w:ascii="Arial" w:hAnsi="Arial" w:cs="Arial"/>
         </w:rPr>
+        <w:t>listar</w:t>
+      </w:r>
+      <w:proofErr w:type="spellEnd"/>
+      <w:r>
+        <w:rPr>
+          <w:rFonts w:ascii="Arial" w:hAnsi="Arial" w:cs="Arial"/>
+        </w:rPr>
+        <w:t xml:space="preserve">, </w:t>
+      </w:r>
+      <w:proofErr w:type="spellStart"/>
+      <w:r>
+        <w:rPr>
+          <w:rFonts w:ascii="Arial" w:hAnsi="Arial" w:cs="Arial"/>
+        </w:rPr>
         <w:t>buscar</w:t>
       </w:r>
       <w:proofErr w:type="spellEnd"/>
@@ -912,33 +920,13 @@
         <w:rPr>
           <w:rFonts w:ascii="Arial" w:hAnsi="Arial" w:cs="Arial"/>
         </w:rPr>
-        <w:t xml:space="preserve">, </w:t>
-      </w:r>
-      <w:proofErr w:type="spellStart"/>
-      <w:r>
-        <w:rPr>
-          <w:rFonts w:ascii="Arial" w:hAnsi="Arial" w:cs="Arial"/>
-        </w:rPr>
-        <w:t>actualiz</w:t>
-      </w:r>
-      <w:r>
-        <w:rPr>
-          <w:rFonts w:ascii="Arial" w:hAnsi="Arial" w:cs="Arial"/>
-        </w:rPr>
-        <w:t>a</w:t>
-      </w:r>
-      <w:r>
-        <w:rPr>
-          <w:rFonts w:ascii="Arial" w:hAnsi="Arial" w:cs="Arial"/>
-        </w:rPr>
-        <w:t>r</w:t>
-      </w:r>
-      <w:proofErr w:type="spellEnd"/>
-      <w:r>
-        <w:rPr>
-          <w:rFonts w:ascii="Arial" w:hAnsi="Arial" w:cs="Arial"/>
-        </w:rPr>
-        <w:t xml:space="preserve"> y </w:t>
+        <w:t xml:space="preserve"> </w:t>
+      </w:r>
+      <w:r>
+        <w:rPr>
+          <w:rFonts w:ascii="Arial" w:hAnsi="Arial" w:cs="Arial"/>
+        </w:rPr>
+        <w:t xml:space="preserve">y </w:t>
       </w:r>
       <w:proofErr w:type="spellStart"/>
       <w:r>
@@ -1079,6 +1067,7 @@
           <w:rFonts w:cs="Arial"/>
           <w:sz w:val="24"/>
           <w:szCs w:val="24"/>
+          <w:u w:val="single"/>
         </w:rPr>
       </w:pPr>
       <w:proofErr w:type="spellStart"/>
@@ -1110,6 +1099,7 @@
       </w:r>
       <w:proofErr w:type="spellEnd"/>
     </w:p>
+    <w:p/>
     <w:p>
       <w:pPr>
         <w:widowControl/>
@@ -1157,7 +1147,7 @@
           <w:sz w:val="24"/>
           <w:szCs w:val="24"/>
         </w:rPr>
-        <w:t>registra</w:t>
+        <w:t>selecciona</w:t>
       </w:r>
       <w:proofErr w:type="spellEnd"/>
       <w:r>
@@ -1166,7 +1156,7 @@
           <w:sz w:val="24"/>
           <w:szCs w:val="24"/>
         </w:rPr>
-        <w:t xml:space="preserve"> a </w:t>
+        <w:t xml:space="preserve"> </w:t>
       </w:r>
       <w:proofErr w:type="spellStart"/>
       <w:r>
@@ -1175,7 +1165,7 @@
           <w:sz w:val="24"/>
           <w:szCs w:val="24"/>
         </w:rPr>
-        <w:t>los</w:t>
+        <w:t>clientes</w:t>
       </w:r>
       <w:proofErr w:type="spellEnd"/>
       <w:r>
@@ -1193,9 +1183,35 @@
           <w:sz w:val="24"/>
           <w:szCs w:val="24"/>
         </w:rPr>
-        <w:t>clientes</w:t>
+        <w:t>dentro</w:t>
       </w:r>
       <w:proofErr w:type="spellEnd"/>
+      <w:r>
+        <w:rPr>
+          <w:rFonts w:ascii="Arial" w:hAnsi="Arial" w:cs="Arial"/>
+          <w:sz w:val="24"/>
+          <w:szCs w:val="24"/>
+        </w:rPr>
+        <w:t xml:space="preserve"> de la </w:t>
+      </w:r>
+      <w:proofErr w:type="spellStart"/>
+      <w:r>
+        <w:rPr>
+          <w:rFonts w:ascii="Arial" w:hAnsi="Arial" w:cs="Arial"/>
+          <w:sz w:val="24"/>
+          <w:szCs w:val="24"/>
+        </w:rPr>
+        <w:t>interfaz</w:t>
+      </w:r>
+      <w:proofErr w:type="spellEnd"/>
+      <w:r>
+        <w:rPr>
+          <w:rFonts w:ascii="Arial" w:hAnsi="Arial" w:cs="Arial"/>
+          <w:sz w:val="24"/>
+          <w:szCs w:val="24"/>
+        </w:rPr>
+        <w:t xml:space="preserve"> menu principal</w:t>
+      </w:r>
       <w:r>
         <w:rPr>
           <w:rFonts w:ascii="Arial" w:hAnsi="Arial" w:cs="Arial"/>
@@ -1225,7 +1241,7 @@
           <w:sz w:val="24"/>
           <w:szCs w:val="24"/>
         </w:rPr>
-        <w:t xml:space="preserve">El </w:t>
+        <w:t xml:space="preserve">El Sistema lo </w:t>
       </w:r>
       <w:proofErr w:type="spellStart"/>
       <w:r>
@@ -1234,7 +1250,7 @@
           <w:sz w:val="24"/>
           <w:szCs w:val="24"/>
         </w:rPr>
-        <w:t>Recepcionista</w:t>
+        <w:t>lleva</w:t>
       </w:r>
       <w:proofErr w:type="spellEnd"/>
       <w:r>
@@ -1243,6 +1259,24 @@
           <w:sz w:val="24"/>
           <w:szCs w:val="24"/>
         </w:rPr>
+        <w:t xml:space="preserve"> a la </w:t>
+      </w:r>
+      <w:proofErr w:type="spellStart"/>
+      <w:r>
+        <w:rPr>
+          <w:rFonts w:ascii="Arial" w:hAnsi="Arial" w:cs="Arial"/>
+          <w:sz w:val="24"/>
+          <w:szCs w:val="24"/>
+        </w:rPr>
+        <w:t>interfaz</w:t>
+      </w:r>
+      <w:proofErr w:type="spellEnd"/>
+      <w:r>
+        <w:rPr>
+          <w:rFonts w:ascii="Arial" w:hAnsi="Arial" w:cs="Arial"/>
+          <w:sz w:val="24"/>
+          <w:szCs w:val="24"/>
+        </w:rPr>
         <w:t xml:space="preserve"> </w:t>
       </w:r>
       <w:proofErr w:type="spellStart"/>
@@ -1252,7 +1286,7 @@
           <w:sz w:val="24"/>
           <w:szCs w:val="24"/>
         </w:rPr>
-        <w:t>selecciona</w:t>
+        <w:t>listar</w:t>
       </w:r>
       <w:proofErr w:type="spellEnd"/>
       <w:r>
@@ -1261,15 +1295,25 @@
           <w:sz w:val="24"/>
           <w:szCs w:val="24"/>
         </w:rPr>
-        <w:t xml:space="preserve"> “registrar”.</w:t>
-      </w:r>
-      <w:r>
-        <w:rPr>
-          <w:rFonts w:ascii="Arial" w:hAnsi="Arial" w:cs="Arial"/>
-          <w:sz w:val="24"/>
-          <w:szCs w:val="24"/>
-        </w:rPr>
         <w:t xml:space="preserve"> </w:t>
+      </w:r>
+      <w:proofErr w:type="spellStart"/>
+      <w:r>
+        <w:rPr>
+          <w:rFonts w:ascii="Arial" w:hAnsi="Arial" w:cs="Arial"/>
+          <w:sz w:val="24"/>
+          <w:szCs w:val="24"/>
+        </w:rPr>
+        <w:t>clientes</w:t>
+      </w:r>
+      <w:proofErr w:type="spellEnd"/>
+      <w:r>
+        <w:rPr>
+          <w:rFonts w:ascii="Arial" w:hAnsi="Arial" w:cs="Arial"/>
+          <w:sz w:val="24"/>
+          <w:szCs w:val="24"/>
+        </w:rPr>
+        <w:t>.</w:t>
       </w:r>
     </w:p>
     <w:p>
@@ -1630,7 +1674,7 @@
           <w:sz w:val="24"/>
           <w:szCs w:val="24"/>
         </w:rPr>
-        <w:t>i</w:t>
+        <w:t>eliminar</w:t>
       </w:r>
       <w:proofErr w:type="spellEnd"/>
       <w:r>
@@ -1639,7 +1683,7 @@
           <w:sz w:val="24"/>
           <w:szCs w:val="24"/>
         </w:rPr>
-        <w:t xml:space="preserve">” de </w:t>
+        <w:t xml:space="preserve">” </w:t>
       </w:r>
       <w:proofErr w:type="spellStart"/>
       <w:r>
@@ -1648,7 +1692,7 @@
           <w:sz w:val="24"/>
           <w:szCs w:val="24"/>
         </w:rPr>
-        <w:t>informacion</w:t>
+        <w:t>sobre</w:t>
       </w:r>
       <w:proofErr w:type="spellEnd"/>
       <w:r>
@@ -1657,23 +1701,25 @@
           <w:sz w:val="24"/>
           <w:szCs w:val="24"/>
         </w:rPr>
-        <w:t>.</w:t>
-      </w:r>
-      <w:r>
-        <w:rPr>
-          <w:rFonts w:ascii="Arial" w:hAnsi="Arial" w:cs="Arial"/>
-          <w:sz w:val="24"/>
-          <w:szCs w:val="24"/>
-        </w:rPr>
-        <w:t xml:space="preserve"> </w:t>
-      </w:r>
-      <w:r>
-        <w:rPr>
-          <w:rFonts w:ascii="Arial" w:hAnsi="Arial" w:cs="Arial"/>
-          <w:sz w:val="24"/>
-          <w:szCs w:val="24"/>
-        </w:rPr>
-        <w:t xml:space="preserve"> </w:t>
+        <w:t xml:space="preserve"> un </w:t>
+      </w:r>
+      <w:proofErr w:type="spellStart"/>
+      <w:r>
+        <w:rPr>
+          <w:rFonts w:ascii="Arial" w:hAnsi="Arial" w:cs="Arial"/>
+          <w:sz w:val="24"/>
+          <w:szCs w:val="24"/>
+        </w:rPr>
+        <w:t>cliente</w:t>
+      </w:r>
+      <w:proofErr w:type="spellEnd"/>
+      <w:r>
+        <w:rPr>
+          <w:rFonts w:ascii="Arial" w:hAnsi="Arial" w:cs="Arial"/>
+          <w:sz w:val="24"/>
+          <w:szCs w:val="24"/>
+        </w:rPr>
+        <w:t>,</w:t>
       </w:r>
     </w:p>
     <w:p>
@@ -1696,15 +1742,7 @@
           <w:sz w:val="24"/>
           <w:szCs w:val="24"/>
         </w:rPr>
-        <w:t xml:space="preserve">El </w:t>
-      </w:r>
-      <w:r>
-        <w:rPr>
-          <w:rFonts w:ascii="Arial" w:hAnsi="Arial" w:cs="Arial"/>
-          <w:sz w:val="24"/>
-          <w:szCs w:val="24"/>
-        </w:rPr>
-        <w:t xml:space="preserve">Sistema </w:t>
+        <w:t xml:space="preserve">El Sistema </w:t>
       </w:r>
       <w:proofErr w:type="spellStart"/>
       <w:r>
@@ -1713,7 +1751,7 @@
           <w:sz w:val="24"/>
           <w:szCs w:val="24"/>
         </w:rPr>
-        <w:t>muestra</w:t>
+        <w:t>elimina</w:t>
       </w:r>
       <w:proofErr w:type="spellEnd"/>
       <w:r>
@@ -1722,541 +1760,102 @@
           <w:sz w:val="24"/>
           <w:szCs w:val="24"/>
         </w:rPr>
+        <w:t xml:space="preserve"> la </w:t>
+      </w:r>
+      <w:proofErr w:type="spellStart"/>
+      <w:r>
+        <w:rPr>
+          <w:rFonts w:ascii="Arial" w:hAnsi="Arial" w:cs="Arial"/>
+          <w:sz w:val="24"/>
+          <w:szCs w:val="24"/>
+        </w:rPr>
+        <w:t>informacion</w:t>
+      </w:r>
+      <w:proofErr w:type="spellEnd"/>
+      <w:r>
+        <w:rPr>
+          <w:rFonts w:ascii="Arial" w:hAnsi="Arial" w:cs="Arial"/>
+          <w:sz w:val="24"/>
+          <w:szCs w:val="24"/>
+        </w:rPr>
+        <w:t xml:space="preserve"> del </w:t>
+      </w:r>
+      <w:proofErr w:type="spellStart"/>
+      <w:r>
+        <w:rPr>
+          <w:rFonts w:ascii="Arial" w:hAnsi="Arial" w:cs="Arial"/>
+          <w:sz w:val="24"/>
+          <w:szCs w:val="24"/>
+        </w:rPr>
+        <w:t>cliente</w:t>
+      </w:r>
+      <w:proofErr w:type="spellEnd"/>
+      <w:r>
+        <w:rPr>
+          <w:rFonts w:ascii="Arial" w:hAnsi="Arial" w:cs="Arial"/>
+          <w:sz w:val="24"/>
+          <w:szCs w:val="24"/>
+        </w:rPr>
+        <w:t>.</w:t>
+      </w:r>
+      <w:r>
+        <w:rPr>
+          <w:rFonts w:ascii="Arial" w:hAnsi="Arial" w:cs="Arial"/>
+          <w:sz w:val="24"/>
+          <w:szCs w:val="24"/>
+        </w:rPr>
         <w:t xml:space="preserve"> </w:t>
-      </w:r>
-      <w:proofErr w:type="spellStart"/>
-      <w:r>
-        <w:rPr>
-          <w:rFonts w:ascii="Arial" w:hAnsi="Arial" w:cs="Arial"/>
-          <w:sz w:val="24"/>
-          <w:szCs w:val="24"/>
-        </w:rPr>
-        <w:t>una</w:t>
-      </w:r>
-      <w:proofErr w:type="spellEnd"/>
-      <w:r>
-        <w:rPr>
-          <w:rFonts w:ascii="Arial" w:hAnsi="Arial" w:cs="Arial"/>
-          <w:sz w:val="24"/>
-          <w:szCs w:val="24"/>
-        </w:rPr>
-        <w:t xml:space="preserve"> Ventana para </w:t>
-      </w:r>
-      <w:proofErr w:type="spellStart"/>
-      <w:r>
-        <w:rPr>
-          <w:rFonts w:ascii="Arial" w:hAnsi="Arial" w:cs="Arial"/>
-          <w:sz w:val="24"/>
-          <w:szCs w:val="24"/>
-        </w:rPr>
-        <w:t>actualizar</w:t>
-      </w:r>
-      <w:proofErr w:type="spellEnd"/>
-      <w:r>
-        <w:rPr>
-          <w:rFonts w:ascii="Arial" w:hAnsi="Arial" w:cs="Arial"/>
-          <w:sz w:val="24"/>
-          <w:szCs w:val="24"/>
-        </w:rPr>
-        <w:t xml:space="preserve"> al </w:t>
-      </w:r>
-      <w:proofErr w:type="spellStart"/>
-      <w:r>
-        <w:rPr>
-          <w:rFonts w:ascii="Arial" w:hAnsi="Arial" w:cs="Arial"/>
-          <w:sz w:val="24"/>
-          <w:szCs w:val="24"/>
-        </w:rPr>
-        <w:t>cliente</w:t>
-      </w:r>
-      <w:proofErr w:type="spellEnd"/>
-      <w:r>
-        <w:rPr>
-          <w:rFonts w:ascii="Arial" w:hAnsi="Arial" w:cs="Arial"/>
-          <w:sz w:val="24"/>
-          <w:szCs w:val="24"/>
-        </w:rPr>
-        <w:t>.</w:t>
       </w:r>
     </w:p>
     <w:p>
       <w:pPr>
-        <w:widowControl/>
-        <w:numPr>
-          <w:ilvl w:val="0"/>
-          <w:numId w:val="41"/>
-        </w:numPr>
-        <w:spacing w:before="100" w:beforeAutospacing="1" w:after="100" w:afterAutospacing="1" w:line="240" w:lineRule="auto"/>
-        <w:rPr>
-          <w:rFonts w:ascii="Arial" w:hAnsi="Arial" w:cs="Arial"/>
-          <w:sz w:val="24"/>
-          <w:szCs w:val="24"/>
-        </w:rPr>
-      </w:pPr>
-      <w:r>
-        <w:rPr>
-          <w:rFonts w:ascii="Arial" w:hAnsi="Arial" w:cs="Arial"/>
-          <w:sz w:val="24"/>
-          <w:szCs w:val="24"/>
-        </w:rPr>
-        <w:t xml:space="preserve">El </w:t>
-      </w:r>
+        <w:pStyle w:val="Ttulo3"/>
+        <w:rPr>
+          <w:rFonts w:cs="Arial"/>
+          <w:sz w:val="24"/>
+          <w:szCs w:val="24"/>
+        </w:rPr>
+      </w:pPr>
       <w:proofErr w:type="spellStart"/>
       <w:r>
         <w:rPr>
-          <w:rFonts w:ascii="Arial" w:hAnsi="Arial" w:cs="Arial"/>
-          <w:sz w:val="24"/>
-          <w:szCs w:val="24"/>
-        </w:rPr>
-        <w:t>Recepcionista</w:t>
+          <w:rFonts w:cs="Arial"/>
+          <w:sz w:val="24"/>
+          <w:szCs w:val="24"/>
+        </w:rPr>
+        <w:t>Flujo</w:t>
       </w:r>
       <w:proofErr w:type="spellEnd"/>
       <w:r>
         <w:rPr>
-          <w:rFonts w:ascii="Arial" w:hAnsi="Arial" w:cs="Arial"/>
-          <w:sz w:val="24"/>
-          <w:szCs w:val="24"/>
-        </w:rPr>
-        <w:t xml:space="preserve"> </w:t>
-      </w:r>
-      <w:proofErr w:type="spellStart"/>
-      <w:r>
-        <w:rPr>
-          <w:rFonts w:ascii="Arial" w:hAnsi="Arial" w:cs="Arial"/>
-          <w:sz w:val="24"/>
-          <w:szCs w:val="24"/>
-        </w:rPr>
-        <w:t>actualiza</w:t>
-      </w:r>
-      <w:proofErr w:type="spellEnd"/>
-      <w:r>
-        <w:rPr>
-          <w:rFonts w:ascii="Arial" w:hAnsi="Arial" w:cs="Arial"/>
-          <w:sz w:val="24"/>
-          <w:szCs w:val="24"/>
-        </w:rPr>
-        <w:t xml:space="preserve"> al </w:t>
-      </w:r>
-      <w:proofErr w:type="spellStart"/>
-      <w:r>
-        <w:rPr>
-          <w:rFonts w:ascii="Arial" w:hAnsi="Arial" w:cs="Arial"/>
-          <w:sz w:val="24"/>
-          <w:szCs w:val="24"/>
-        </w:rPr>
-        <w:t>cliente</w:t>
-      </w:r>
-      <w:proofErr w:type="spellEnd"/>
-      <w:r>
-        <w:rPr>
-          <w:rFonts w:ascii="Arial" w:hAnsi="Arial" w:cs="Arial"/>
-          <w:sz w:val="24"/>
-          <w:szCs w:val="24"/>
-        </w:rPr>
-        <w:t>.</w:t>
+          <w:rFonts w:cs="Arial"/>
+          <w:sz w:val="24"/>
+          <w:szCs w:val="24"/>
+        </w:rPr>
+        <w:t xml:space="preserve"> Alternativo</w:t>
       </w:r>
     </w:p>
     <w:p>
       <w:pPr>
-        <w:widowControl/>
-        <w:numPr>
-          <w:ilvl w:val="0"/>
-          <w:numId w:val="41"/>
-        </w:numPr>
-        <w:spacing w:before="100" w:beforeAutospacing="1" w:after="100" w:afterAutospacing="1" w:line="240" w:lineRule="auto"/>
-        <w:rPr>
-          <w:rFonts w:ascii="Arial" w:hAnsi="Arial" w:cs="Arial"/>
-          <w:sz w:val="24"/>
-          <w:szCs w:val="24"/>
-        </w:rPr>
-      </w:pPr>
-      <w:r>
-        <w:rPr>
-          <w:rFonts w:ascii="Arial" w:hAnsi="Arial" w:cs="Arial"/>
-          <w:sz w:val="24"/>
-          <w:szCs w:val="24"/>
-        </w:rPr>
-        <w:t xml:space="preserve">El </w:t>
+        <w:pStyle w:val="NormalWeb"/>
+        <w:rPr>
+          <w:rFonts w:ascii="Arial" w:hAnsi="Arial" w:cs="Arial"/>
+        </w:rPr>
+      </w:pPr>
+      <w:r>
+        <w:rPr>
+          <w:rStyle w:val="Textoennegrita"/>
+          <w:rFonts w:ascii="Arial" w:hAnsi="Arial" w:cs="Arial"/>
+        </w:rPr>
+        <w:t xml:space="preserve">FA1: </w:t>
       </w:r>
       <w:proofErr w:type="spellStart"/>
       <w:r>
         <w:rPr>
-          <w:rFonts w:ascii="Arial" w:hAnsi="Arial" w:cs="Arial"/>
-          <w:sz w:val="24"/>
-          <w:szCs w:val="24"/>
-        </w:rPr>
-        <w:t>Recepcionista</w:t>
-      </w:r>
-      <w:proofErr w:type="spellEnd"/>
-      <w:r>
-        <w:rPr>
-          <w:rFonts w:ascii="Arial" w:hAnsi="Arial" w:cs="Arial"/>
-          <w:sz w:val="24"/>
-          <w:szCs w:val="24"/>
-        </w:rPr>
-        <w:t xml:space="preserve"> </w:t>
-      </w:r>
-      <w:proofErr w:type="spellStart"/>
-      <w:r>
-        <w:rPr>
-          <w:rFonts w:ascii="Arial" w:hAnsi="Arial" w:cs="Arial"/>
-          <w:sz w:val="24"/>
-          <w:szCs w:val="24"/>
-        </w:rPr>
-        <w:t>selecciona</w:t>
-      </w:r>
-      <w:proofErr w:type="spellEnd"/>
-      <w:r>
-        <w:rPr>
-          <w:rFonts w:ascii="Arial" w:hAnsi="Arial" w:cs="Arial"/>
-          <w:sz w:val="24"/>
-          <w:szCs w:val="24"/>
-        </w:rPr>
-        <w:t xml:space="preserve"> “</w:t>
-      </w:r>
-      <w:proofErr w:type="spellStart"/>
-      <w:r>
-        <w:rPr>
-          <w:rFonts w:ascii="Arial" w:hAnsi="Arial" w:cs="Arial"/>
-          <w:sz w:val="24"/>
-          <w:szCs w:val="24"/>
-        </w:rPr>
-        <w:t>actualizar</w:t>
-      </w:r>
-      <w:proofErr w:type="spellEnd"/>
-      <w:r>
-        <w:rPr>
-          <w:rFonts w:ascii="Arial" w:hAnsi="Arial" w:cs="Arial"/>
-          <w:sz w:val="24"/>
-          <w:szCs w:val="24"/>
-        </w:rPr>
-        <w:t>”.</w:t>
-      </w:r>
-    </w:p>
-    <w:p>
-      <w:pPr>
-        <w:widowControl/>
-        <w:numPr>
-          <w:ilvl w:val="0"/>
-          <w:numId w:val="41"/>
-        </w:numPr>
-        <w:spacing w:before="100" w:beforeAutospacing="1" w:after="100" w:afterAutospacing="1" w:line="240" w:lineRule="auto"/>
-        <w:rPr>
-          <w:rFonts w:ascii="Arial" w:hAnsi="Arial" w:cs="Arial"/>
-          <w:sz w:val="24"/>
-          <w:szCs w:val="24"/>
-        </w:rPr>
-      </w:pPr>
-      <w:r>
-        <w:rPr>
-          <w:rFonts w:ascii="Arial" w:hAnsi="Arial" w:cs="Arial"/>
-          <w:sz w:val="24"/>
-          <w:szCs w:val="24"/>
-        </w:rPr>
-        <w:t xml:space="preserve">El Sistema </w:t>
-      </w:r>
-      <w:proofErr w:type="spellStart"/>
-      <w:r>
-        <w:rPr>
-          <w:rFonts w:ascii="Arial" w:hAnsi="Arial" w:cs="Arial"/>
-          <w:sz w:val="24"/>
-          <w:szCs w:val="24"/>
-        </w:rPr>
-        <w:t>guarda</w:t>
-      </w:r>
-      <w:proofErr w:type="spellEnd"/>
-      <w:r>
-        <w:rPr>
-          <w:rFonts w:ascii="Arial" w:hAnsi="Arial" w:cs="Arial"/>
-          <w:sz w:val="24"/>
-          <w:szCs w:val="24"/>
-        </w:rPr>
-        <w:t xml:space="preserve"> </w:t>
-      </w:r>
-      <w:proofErr w:type="spellStart"/>
-      <w:r>
-        <w:rPr>
-          <w:rFonts w:ascii="Arial" w:hAnsi="Arial" w:cs="Arial"/>
-          <w:sz w:val="24"/>
-          <w:szCs w:val="24"/>
-        </w:rPr>
-        <w:t>los</w:t>
-      </w:r>
-      <w:proofErr w:type="spellEnd"/>
-      <w:r>
-        <w:rPr>
-          <w:rFonts w:ascii="Arial" w:hAnsi="Arial" w:cs="Arial"/>
-          <w:sz w:val="24"/>
-          <w:szCs w:val="24"/>
-        </w:rPr>
-        <w:t xml:space="preserve"> </w:t>
-      </w:r>
-      <w:proofErr w:type="spellStart"/>
-      <w:r>
-        <w:rPr>
-          <w:rFonts w:ascii="Arial" w:hAnsi="Arial" w:cs="Arial"/>
-          <w:sz w:val="24"/>
-          <w:szCs w:val="24"/>
-        </w:rPr>
-        <w:t>cambios</w:t>
-      </w:r>
-      <w:proofErr w:type="spellEnd"/>
-      <w:r>
-        <w:rPr>
-          <w:rFonts w:ascii="Arial" w:hAnsi="Arial" w:cs="Arial"/>
-          <w:sz w:val="24"/>
-          <w:szCs w:val="24"/>
-        </w:rPr>
-        <w:t>.</w:t>
-      </w:r>
-    </w:p>
-    <w:p>
-      <w:pPr>
-        <w:widowControl/>
-        <w:numPr>
-          <w:ilvl w:val="0"/>
-          <w:numId w:val="41"/>
-        </w:numPr>
-        <w:spacing w:before="100" w:beforeAutospacing="1" w:after="100" w:afterAutospacing="1" w:line="240" w:lineRule="auto"/>
-        <w:rPr>
-          <w:rFonts w:ascii="Arial" w:hAnsi="Arial" w:cs="Arial"/>
-          <w:sz w:val="24"/>
-          <w:szCs w:val="24"/>
-        </w:rPr>
-      </w:pPr>
-      <w:r>
-        <w:rPr>
-          <w:rFonts w:ascii="Arial" w:hAnsi="Arial" w:cs="Arial"/>
-          <w:sz w:val="24"/>
-          <w:szCs w:val="24"/>
-        </w:rPr>
-        <w:t xml:space="preserve">El </w:t>
-      </w:r>
-      <w:proofErr w:type="spellStart"/>
-      <w:r>
-        <w:rPr>
-          <w:rFonts w:ascii="Arial" w:hAnsi="Arial" w:cs="Arial"/>
-          <w:sz w:val="24"/>
-          <w:szCs w:val="24"/>
-        </w:rPr>
-        <w:t>Recepcionista</w:t>
-      </w:r>
-      <w:proofErr w:type="spellEnd"/>
-      <w:r>
-        <w:rPr>
-          <w:rFonts w:ascii="Arial" w:hAnsi="Arial" w:cs="Arial"/>
-          <w:sz w:val="24"/>
-          <w:szCs w:val="24"/>
-        </w:rPr>
-        <w:t xml:space="preserve"> </w:t>
-      </w:r>
-      <w:proofErr w:type="spellStart"/>
-      <w:r>
-        <w:rPr>
-          <w:rFonts w:ascii="Arial" w:hAnsi="Arial" w:cs="Arial"/>
-          <w:sz w:val="24"/>
-          <w:szCs w:val="24"/>
-        </w:rPr>
-        <w:t>selecciona</w:t>
-      </w:r>
-      <w:proofErr w:type="spellEnd"/>
-      <w:r>
-        <w:rPr>
-          <w:rFonts w:ascii="Arial" w:hAnsi="Arial" w:cs="Arial"/>
-          <w:sz w:val="24"/>
-          <w:szCs w:val="24"/>
-        </w:rPr>
-        <w:t xml:space="preserve"> “</w:t>
-      </w:r>
-      <w:proofErr w:type="spellStart"/>
-      <w:r>
-        <w:rPr>
-          <w:rFonts w:ascii="Arial" w:hAnsi="Arial" w:cs="Arial"/>
-          <w:sz w:val="24"/>
-          <w:szCs w:val="24"/>
-        </w:rPr>
-        <w:t>eliminar</w:t>
-      </w:r>
-      <w:proofErr w:type="spellEnd"/>
-      <w:r>
-        <w:rPr>
-          <w:rFonts w:ascii="Arial" w:hAnsi="Arial" w:cs="Arial"/>
-          <w:sz w:val="24"/>
-          <w:szCs w:val="24"/>
-        </w:rPr>
-        <w:t xml:space="preserve">” </w:t>
-      </w:r>
-      <w:proofErr w:type="spellStart"/>
-      <w:r>
-        <w:rPr>
-          <w:rFonts w:ascii="Arial" w:hAnsi="Arial" w:cs="Arial"/>
-          <w:sz w:val="24"/>
-          <w:szCs w:val="24"/>
-        </w:rPr>
-        <w:t>sobre</w:t>
-      </w:r>
-      <w:proofErr w:type="spellEnd"/>
-      <w:r>
-        <w:rPr>
-          <w:rFonts w:ascii="Arial" w:hAnsi="Arial" w:cs="Arial"/>
-          <w:sz w:val="24"/>
-          <w:szCs w:val="24"/>
-        </w:rPr>
-        <w:t xml:space="preserve"> un </w:t>
-      </w:r>
-      <w:proofErr w:type="spellStart"/>
-      <w:r>
-        <w:rPr>
-          <w:rFonts w:ascii="Arial" w:hAnsi="Arial" w:cs="Arial"/>
-          <w:sz w:val="24"/>
-          <w:szCs w:val="24"/>
-        </w:rPr>
-        <w:t>cliente</w:t>
-      </w:r>
-      <w:proofErr w:type="spellEnd"/>
-      <w:r>
-        <w:rPr>
-          <w:rFonts w:ascii="Arial" w:hAnsi="Arial" w:cs="Arial"/>
-          <w:sz w:val="24"/>
-          <w:szCs w:val="24"/>
-        </w:rPr>
-        <w:t>,</w:t>
-      </w:r>
-    </w:p>
-    <w:p>
-      <w:pPr>
-        <w:widowControl/>
-        <w:numPr>
-          <w:ilvl w:val="0"/>
-          <w:numId w:val="41"/>
-        </w:numPr>
-        <w:spacing w:before="100" w:beforeAutospacing="1" w:after="100" w:afterAutospacing="1" w:line="240" w:lineRule="auto"/>
-        <w:rPr>
-          <w:rFonts w:ascii="Arial" w:hAnsi="Arial" w:cs="Arial"/>
-          <w:sz w:val="24"/>
-          <w:szCs w:val="24"/>
-        </w:rPr>
-      </w:pPr>
-      <w:r>
-        <w:rPr>
-          <w:rFonts w:ascii="Arial" w:hAnsi="Arial" w:cs="Arial"/>
-          <w:sz w:val="24"/>
-          <w:szCs w:val="24"/>
-        </w:rPr>
-        <w:t xml:space="preserve">El Sistema </w:t>
-      </w:r>
-      <w:proofErr w:type="spellStart"/>
-      <w:r>
-        <w:rPr>
-          <w:rFonts w:ascii="Arial" w:hAnsi="Arial" w:cs="Arial"/>
-          <w:sz w:val="24"/>
-          <w:szCs w:val="24"/>
-        </w:rPr>
-        <w:t>elimina</w:t>
-      </w:r>
-      <w:proofErr w:type="spellEnd"/>
-      <w:r>
-        <w:rPr>
-          <w:rFonts w:ascii="Arial" w:hAnsi="Arial" w:cs="Arial"/>
-          <w:sz w:val="24"/>
-          <w:szCs w:val="24"/>
-        </w:rPr>
-        <w:t xml:space="preserve"> la </w:t>
-      </w:r>
-      <w:proofErr w:type="spellStart"/>
-      <w:r>
-        <w:rPr>
-          <w:rFonts w:ascii="Arial" w:hAnsi="Arial" w:cs="Arial"/>
-          <w:sz w:val="24"/>
-          <w:szCs w:val="24"/>
-        </w:rPr>
-        <w:t>informacion</w:t>
-      </w:r>
-      <w:proofErr w:type="spellEnd"/>
-      <w:r>
-        <w:rPr>
-          <w:rFonts w:ascii="Arial" w:hAnsi="Arial" w:cs="Arial"/>
-          <w:sz w:val="24"/>
-          <w:szCs w:val="24"/>
-        </w:rPr>
-        <w:t xml:space="preserve"> del </w:t>
-      </w:r>
-      <w:proofErr w:type="spellStart"/>
-      <w:r>
-        <w:rPr>
-          <w:rFonts w:ascii="Arial" w:hAnsi="Arial" w:cs="Arial"/>
-          <w:sz w:val="24"/>
-          <w:szCs w:val="24"/>
-        </w:rPr>
-        <w:t>cliente</w:t>
-      </w:r>
-      <w:proofErr w:type="spellEnd"/>
-      <w:r>
-        <w:rPr>
-          <w:rFonts w:ascii="Arial" w:hAnsi="Arial" w:cs="Arial"/>
-          <w:sz w:val="24"/>
-          <w:szCs w:val="24"/>
-        </w:rPr>
-        <w:t>.</w:t>
-      </w:r>
-      <w:r>
-        <w:rPr>
-          <w:rFonts w:ascii="Arial" w:hAnsi="Arial" w:cs="Arial"/>
-          <w:sz w:val="24"/>
-          <w:szCs w:val="24"/>
-        </w:rPr>
-        <w:t xml:space="preserve"> </w:t>
-      </w:r>
-    </w:p>
-    <w:p>
-      <w:pPr>
-        <w:pStyle w:val="Ttulo3"/>
-        <w:rPr>
-          <w:rFonts w:cs="Arial"/>
-          <w:sz w:val="24"/>
-          <w:szCs w:val="24"/>
-        </w:rPr>
-      </w:pPr>
-      <w:proofErr w:type="spellStart"/>
-      <w:r>
-        <w:rPr>
-          <w:rFonts w:cs="Arial"/>
-          <w:sz w:val="24"/>
-          <w:szCs w:val="24"/>
-        </w:rPr>
-        <w:t>Flujo</w:t>
-      </w:r>
-      <w:proofErr w:type="spellEnd"/>
-      <w:r>
-        <w:rPr>
-          <w:rFonts w:cs="Arial"/>
-          <w:sz w:val="24"/>
-          <w:szCs w:val="24"/>
-        </w:rPr>
-        <w:t xml:space="preserve"> Alternativo</w:t>
-      </w:r>
-    </w:p>
-    <w:p>
-      <w:pPr>
-        <w:pStyle w:val="NormalWeb"/>
-        <w:rPr>
-          <w:rFonts w:ascii="Arial" w:hAnsi="Arial" w:cs="Arial"/>
-        </w:rPr>
-      </w:pPr>
-      <w:r>
-        <w:rPr>
           <w:rStyle w:val="Textoennegrita"/>
           <w:rFonts w:ascii="Arial" w:hAnsi="Arial" w:cs="Arial"/>
         </w:rPr>
-        <w:t xml:space="preserve">FA1: </w:t>
-      </w:r>
-      <w:proofErr w:type="spellStart"/>
-      <w:r>
-        <w:rPr>
-          <w:rStyle w:val="Textoennegrita"/>
-          <w:rFonts w:ascii="Arial" w:hAnsi="Arial" w:cs="Arial"/>
-        </w:rPr>
-        <w:t>Repuesto</w:t>
+        <w:t>Cliente</w:t>
       </w:r>
       <w:proofErr w:type="spellEnd"/>
       <w:r>
@@ -2471,185 +2070,6 @@
     </w:p>
     <w:p>
       <w:pPr>
-        <w:widowControl/>
-        <w:numPr>
-          <w:ilvl w:val="0"/>
-          <w:numId w:val="42"/>
-        </w:numPr>
-        <w:spacing w:before="100" w:beforeAutospacing="1" w:after="100" w:afterAutospacing="1" w:line="240" w:lineRule="auto"/>
-        <w:rPr>
-          <w:rFonts w:ascii="Arial" w:hAnsi="Arial" w:cs="Arial"/>
-          <w:sz w:val="24"/>
-          <w:szCs w:val="24"/>
-        </w:rPr>
-      </w:pPr>
-      <w:r>
-        <w:rPr>
-          <w:rFonts w:ascii="Arial" w:hAnsi="Arial" w:cs="Arial"/>
-          <w:sz w:val="24"/>
-          <w:szCs w:val="24"/>
-        </w:rPr>
-        <w:t xml:space="preserve">El </w:t>
-      </w:r>
-      <w:proofErr w:type="spellStart"/>
-      <w:r>
-        <w:rPr>
-          <w:rFonts w:ascii="Arial" w:hAnsi="Arial" w:cs="Arial"/>
-          <w:sz w:val="24"/>
-          <w:szCs w:val="24"/>
-        </w:rPr>
-        <w:t>Recepcionista</w:t>
-      </w:r>
-      <w:proofErr w:type="spellEnd"/>
-      <w:r>
-        <w:rPr>
-          <w:rFonts w:ascii="Arial" w:hAnsi="Arial" w:cs="Arial"/>
-          <w:sz w:val="24"/>
-          <w:szCs w:val="24"/>
-        </w:rPr>
-        <w:t xml:space="preserve"> </w:t>
-      </w:r>
-      <w:r>
-        <w:rPr>
-          <w:rFonts w:ascii="Arial" w:hAnsi="Arial" w:cs="Arial"/>
-          <w:sz w:val="24"/>
-          <w:szCs w:val="24"/>
-        </w:rPr>
-        <w:t xml:space="preserve">no </w:t>
-      </w:r>
-      <w:proofErr w:type="spellStart"/>
-      <w:r>
-        <w:rPr>
-          <w:rFonts w:ascii="Arial" w:hAnsi="Arial" w:cs="Arial"/>
-          <w:sz w:val="24"/>
-          <w:szCs w:val="24"/>
-        </w:rPr>
-        <w:t>realiza</w:t>
-      </w:r>
-      <w:proofErr w:type="spellEnd"/>
-      <w:r>
-        <w:rPr>
-          <w:rFonts w:ascii="Arial" w:hAnsi="Arial" w:cs="Arial"/>
-          <w:sz w:val="24"/>
-          <w:szCs w:val="24"/>
-        </w:rPr>
-        <w:t xml:space="preserve"> </w:t>
-      </w:r>
-      <w:proofErr w:type="spellStart"/>
-      <w:r>
-        <w:rPr>
-          <w:rFonts w:ascii="Arial" w:hAnsi="Arial" w:cs="Arial"/>
-          <w:sz w:val="24"/>
-          <w:szCs w:val="24"/>
-        </w:rPr>
-        <w:t>cambios</w:t>
-      </w:r>
-      <w:proofErr w:type="spellEnd"/>
-      <w:r>
-        <w:rPr>
-          <w:rFonts w:ascii="Arial" w:hAnsi="Arial" w:cs="Arial"/>
-          <w:sz w:val="24"/>
-          <w:szCs w:val="24"/>
-        </w:rPr>
-        <w:t xml:space="preserve"> al </w:t>
-      </w:r>
-      <w:proofErr w:type="spellStart"/>
-      <w:r>
-        <w:rPr>
-          <w:rFonts w:ascii="Arial" w:hAnsi="Arial" w:cs="Arial"/>
-          <w:sz w:val="24"/>
-          <w:szCs w:val="24"/>
-        </w:rPr>
-        <w:t>cliente</w:t>
-      </w:r>
-      <w:proofErr w:type="spellEnd"/>
-    </w:p>
-    <w:p>
-      <w:pPr>
-        <w:widowControl/>
-        <w:numPr>
-          <w:ilvl w:val="0"/>
-          <w:numId w:val="42"/>
-        </w:numPr>
-        <w:spacing w:before="100" w:beforeAutospacing="1" w:after="100" w:afterAutospacing="1" w:line="240" w:lineRule="auto"/>
-        <w:rPr>
-          <w:rFonts w:ascii="Arial" w:hAnsi="Arial" w:cs="Arial"/>
-          <w:sz w:val="24"/>
-          <w:szCs w:val="24"/>
-        </w:rPr>
-      </w:pPr>
-      <w:r>
-        <w:rPr>
-          <w:rFonts w:ascii="Arial" w:hAnsi="Arial" w:cs="Arial"/>
-          <w:sz w:val="24"/>
-          <w:szCs w:val="24"/>
-        </w:rPr>
-        <w:t xml:space="preserve">El Sistema no </w:t>
-      </w:r>
-      <w:proofErr w:type="spellStart"/>
-      <w:r>
-        <w:rPr>
-          <w:rFonts w:ascii="Arial" w:hAnsi="Arial" w:cs="Arial"/>
-          <w:sz w:val="24"/>
-          <w:szCs w:val="24"/>
-        </w:rPr>
-        <w:t>detecta</w:t>
-      </w:r>
-      <w:proofErr w:type="spellEnd"/>
-      <w:r>
-        <w:rPr>
-          <w:rFonts w:ascii="Arial" w:hAnsi="Arial" w:cs="Arial"/>
-          <w:sz w:val="24"/>
-          <w:szCs w:val="24"/>
-        </w:rPr>
-        <w:t xml:space="preserve"> </w:t>
-      </w:r>
-      <w:proofErr w:type="spellStart"/>
-      <w:r>
-        <w:rPr>
-          <w:rFonts w:ascii="Arial" w:hAnsi="Arial" w:cs="Arial"/>
-          <w:sz w:val="24"/>
-          <w:szCs w:val="24"/>
-        </w:rPr>
-        <w:t>cambios</w:t>
-      </w:r>
-      <w:proofErr w:type="spellEnd"/>
-    </w:p>
-    <w:p>
-      <w:pPr>
-        <w:widowControl/>
-        <w:numPr>
-          <w:ilvl w:val="0"/>
-          <w:numId w:val="42"/>
-        </w:numPr>
-        <w:spacing w:before="100" w:beforeAutospacing="1" w:after="100" w:afterAutospacing="1" w:line="240" w:lineRule="auto"/>
-        <w:rPr>
-          <w:rFonts w:ascii="Arial" w:hAnsi="Arial" w:cs="Arial"/>
-          <w:sz w:val="24"/>
-          <w:szCs w:val="24"/>
-        </w:rPr>
-      </w:pPr>
-      <w:r>
-        <w:rPr>
-          <w:rFonts w:ascii="Arial" w:hAnsi="Arial" w:cs="Arial"/>
-          <w:sz w:val="24"/>
-          <w:szCs w:val="24"/>
-        </w:rPr>
-        <w:t xml:space="preserve">Cancela </w:t>
-      </w:r>
-      <w:proofErr w:type="spellStart"/>
-      <w:r>
-        <w:rPr>
-          <w:rFonts w:ascii="Arial" w:hAnsi="Arial" w:cs="Arial"/>
-          <w:sz w:val="24"/>
-          <w:szCs w:val="24"/>
-        </w:rPr>
-        <w:t>Actualizacion</w:t>
-      </w:r>
-      <w:proofErr w:type="spellEnd"/>
-    </w:p>
-    <w:p>
-      <w:pPr>
         <w:pStyle w:val="Ttulo2"/>
         <w:rPr>
           <w:rFonts w:cs="Arial"/>
@@ -2824,173 +2244,29 @@
     </w:p>
     <w:p>
       <w:pPr>
-        <w:widowControl/>
-        <w:numPr>
-          <w:ilvl w:val="0"/>
-          <w:numId w:val="43"/>
-        </w:numPr>
-        <w:spacing w:before="100" w:beforeAutospacing="1" w:after="100" w:afterAutospacing="1" w:line="240" w:lineRule="auto"/>
-        <w:rPr>
-          <w:rFonts w:ascii="Arial" w:hAnsi="Arial" w:cs="Arial"/>
-          <w:sz w:val="24"/>
-          <w:szCs w:val="24"/>
-        </w:rPr>
-      </w:pPr>
+        <w:pStyle w:val="Ttulo2"/>
+        <w:rPr>
+          <w:rFonts w:cs="Arial"/>
+          <w:sz w:val="24"/>
+          <w:szCs w:val="24"/>
+        </w:rPr>
+      </w:pPr>
+      <w:r>
+        <w:rPr>
+          <w:rFonts w:cs="Arial"/>
+          <w:sz w:val="24"/>
+          <w:szCs w:val="24"/>
+        </w:rPr>
+        <w:t xml:space="preserve">5. </w:t>
+      </w:r>
       <w:proofErr w:type="spellStart"/>
       <w:r>
         <w:rPr>
-          <w:rFonts w:ascii="Arial" w:hAnsi="Arial" w:cs="Arial"/>
-          <w:sz w:val="24"/>
-          <w:szCs w:val="24"/>
-        </w:rPr>
-        <w:t>Verifica</w:t>
-      </w:r>
-      <w:proofErr w:type="spellEnd"/>
-      <w:r>
-        <w:rPr>
-          <w:rFonts w:ascii="Arial" w:hAnsi="Arial" w:cs="Arial"/>
-          <w:sz w:val="24"/>
-          <w:szCs w:val="24"/>
-        </w:rPr>
-        <w:t xml:space="preserve"> </w:t>
-      </w:r>
-      <w:proofErr w:type="spellStart"/>
-      <w:r>
-        <w:rPr>
-          <w:rFonts w:ascii="Arial" w:hAnsi="Arial" w:cs="Arial"/>
-          <w:sz w:val="24"/>
-          <w:szCs w:val="24"/>
-        </w:rPr>
-        <w:t>cambios</w:t>
-      </w:r>
-      <w:proofErr w:type="spellEnd"/>
-      <w:r>
-        <w:rPr>
-          <w:rFonts w:ascii="Arial" w:hAnsi="Arial" w:cs="Arial"/>
-          <w:sz w:val="24"/>
-          <w:szCs w:val="24"/>
-        </w:rPr>
-        <w:t xml:space="preserve"> </w:t>
-      </w:r>
-      <w:proofErr w:type="spellStart"/>
-      <w:r>
-        <w:rPr>
-          <w:rFonts w:ascii="Arial" w:hAnsi="Arial" w:cs="Arial"/>
-          <w:sz w:val="24"/>
-          <w:szCs w:val="24"/>
-        </w:rPr>
-        <w:t>respecto</w:t>
-      </w:r>
-      <w:proofErr w:type="spellEnd"/>
-      <w:r>
-        <w:rPr>
-          <w:rFonts w:ascii="Arial" w:hAnsi="Arial" w:cs="Arial"/>
-          <w:sz w:val="24"/>
-          <w:szCs w:val="24"/>
-        </w:rPr>
-        <w:t xml:space="preserve"> antes de que fuera </w:t>
-      </w:r>
-      <w:proofErr w:type="spellStart"/>
-      <w:r>
-        <w:rPr>
-          <w:rFonts w:ascii="Arial" w:hAnsi="Arial" w:cs="Arial"/>
-          <w:sz w:val="24"/>
-          <w:szCs w:val="24"/>
-        </w:rPr>
-        <w:t>reemplazad</w:t>
-      </w:r>
-      <w:r>
-        <w:rPr>
-          <w:rFonts w:ascii="Arial" w:hAnsi="Arial" w:cs="Arial"/>
-          <w:sz w:val="24"/>
-          <w:szCs w:val="24"/>
-        </w:rPr>
-        <w:t>o</w:t>
-      </w:r>
-      <w:proofErr w:type="spellEnd"/>
-      <w:r>
-        <w:rPr>
-          <w:rFonts w:ascii="Arial" w:hAnsi="Arial" w:cs="Arial"/>
-          <w:sz w:val="24"/>
-          <w:szCs w:val="24"/>
-        </w:rPr>
-        <w:t>.</w:t>
-      </w:r>
-    </w:p>
-    <w:p>
-      <w:pPr>
-        <w:pStyle w:val="Ttulo2"/>
-        <w:rPr>
           <w:rFonts w:cs="Arial"/>
           <w:sz w:val="24"/>
           <w:szCs w:val="24"/>
         </w:rPr>
-      </w:pPr>
-      <w:r>
-        <w:rPr>
-          <w:rFonts w:cs="Arial"/>
-          <w:sz w:val="24"/>
-          <w:szCs w:val="24"/>
-        </w:rPr>
-        <w:lastRenderedPageBreak/>
-        <w:t xml:space="preserve">5. </w:t>
-      </w:r>
-      <w:proofErr w:type="spellStart"/>
-      <w:r>
-        <w:rPr>
-          <w:rFonts w:cs="Arial"/>
-          <w:sz w:val="24"/>
-          <w:szCs w:val="24"/>
-        </w:rPr>
         <w:t>Precondiciones</w:t>
-      </w:r>
-      <w:proofErr w:type="spellEnd"/>
-    </w:p>
-    <w:p>
-      <w:pPr>
-        <w:widowControl/>
-        <w:spacing w:before="100" w:beforeAutospacing="1" w:after="100" w:afterAutospacing="1" w:line="240" w:lineRule="auto"/>
-        <w:ind w:left="720"/>
-        <w:rPr>
-          <w:rFonts w:ascii="Arial" w:hAnsi="Arial" w:cs="Arial"/>
-          <w:sz w:val="24"/>
-          <w:szCs w:val="24"/>
-        </w:rPr>
-      </w:pPr>
-      <w:r>
-        <w:rPr>
-          <w:rFonts w:ascii="Arial" w:hAnsi="Arial" w:cs="Arial"/>
-          <w:sz w:val="24"/>
-          <w:szCs w:val="24"/>
-        </w:rPr>
-        <w:t xml:space="preserve">. </w:t>
-      </w:r>
-    </w:p>
-    <w:p>
-      <w:pPr>
-        <w:pStyle w:val="Ttulo2"/>
-        <w:rPr>
-          <w:rFonts w:cs="Arial"/>
-          <w:sz w:val="24"/>
-          <w:szCs w:val="24"/>
-        </w:rPr>
-      </w:pPr>
-      <w:r>
-        <w:rPr>
-          <w:rFonts w:cs="Arial"/>
-          <w:sz w:val="24"/>
-          <w:szCs w:val="24"/>
-        </w:rPr>
-        <w:t xml:space="preserve">6. </w:t>
-      </w:r>
-      <w:proofErr w:type="spellStart"/>
-      <w:r>
-        <w:rPr>
-          <w:rFonts w:cs="Arial"/>
-          <w:sz w:val="24"/>
-          <w:szCs w:val="24"/>
-        </w:rPr>
-        <w:t>Poscondiciones</w:t>
       </w:r>
       <w:proofErr w:type="spellEnd"/>
     </w:p>
@@ -3036,14 +2312,34 @@
         <w:t>Registrado</w:t>
       </w:r>
       <w:proofErr w:type="spellEnd"/>
-      <w:r>
-        <w:rPr>
-          <w:rFonts w:ascii="Arial" w:hAnsi="Arial" w:cs="Arial"/>
-          <w:sz w:val="24"/>
-          <w:szCs w:val="24"/>
-        </w:rPr>
-        <w:t>.</w:t>
-      </w:r>
+    </w:p>
+    <w:p>
+      <w:pPr>
+        <w:pStyle w:val="Ttulo2"/>
+        <w:rPr>
+          <w:rFonts w:cs="Arial"/>
+          <w:sz w:val="24"/>
+          <w:szCs w:val="24"/>
+        </w:rPr>
+      </w:pPr>
+      <w:r>
+        <w:rPr>
+          <w:rFonts w:cs="Arial"/>
+          <w:sz w:val="24"/>
+          <w:szCs w:val="24"/>
+        </w:rPr>
+        <w:t xml:space="preserve">6. </w:t>
+      </w:r>
+      <w:proofErr w:type="spellStart"/>
+      <w:r>
+        <w:rPr>
+          <w:rFonts w:cs="Arial"/>
+          <w:sz w:val="24"/>
+          <w:szCs w:val="24"/>
+        </w:rPr>
+        <w:t>Poscondiciones</w:t>
+      </w:r>
+      <w:proofErr w:type="spellEnd"/>
     </w:p>
     <w:p>
       <w:pPr>
@@ -3075,70 +2371,19 @@
           <w:sz w:val="24"/>
           <w:szCs w:val="24"/>
         </w:rPr>
+        <w:t xml:space="preserve"> Eliminado.</w:t>
+      </w:r>
+      <w:r>
+        <w:rPr>
+          <w:rFonts w:ascii="Arial" w:hAnsi="Arial" w:cs="Arial"/>
+          <w:sz w:val="24"/>
+          <w:szCs w:val="24"/>
+        </w:rPr>
         <w:t xml:space="preserve"> </w:t>
-      </w:r>
-      <w:proofErr w:type="spellStart"/>
-      <w:r>
-        <w:rPr>
-          <w:rFonts w:ascii="Arial" w:hAnsi="Arial" w:cs="Arial"/>
-          <w:sz w:val="24"/>
-          <w:szCs w:val="24"/>
-        </w:rPr>
-        <w:t>Actualizado</w:t>
-      </w:r>
-      <w:proofErr w:type="spellEnd"/>
-      <w:r>
-        <w:rPr>
-          <w:rFonts w:ascii="Arial" w:hAnsi="Arial" w:cs="Arial"/>
-          <w:sz w:val="24"/>
-          <w:szCs w:val="24"/>
-        </w:rPr>
-        <w:t>.</w:t>
       </w:r>
     </w:p>
     <w:p>
       <w:pPr>
-        <w:widowControl/>
-        <w:numPr>
-          <w:ilvl w:val="0"/>
-          <w:numId w:val="45"/>
-        </w:numPr>
-        <w:spacing w:before="100" w:beforeAutospacing="1" w:after="100" w:afterAutospacing="1" w:line="240" w:lineRule="auto"/>
-        <w:rPr>
-          <w:rFonts w:ascii="Arial" w:hAnsi="Arial" w:cs="Arial"/>
-          <w:sz w:val="24"/>
-          <w:szCs w:val="24"/>
-        </w:rPr>
-      </w:pPr>
-      <w:proofErr w:type="spellStart"/>
-      <w:r>
-        <w:rPr>
-          <w:rFonts w:ascii="Arial" w:hAnsi="Arial" w:cs="Arial"/>
-          <w:sz w:val="24"/>
-          <w:szCs w:val="24"/>
-        </w:rPr>
-        <w:t>Cliente</w:t>
-      </w:r>
-      <w:proofErr w:type="spellEnd"/>
-      <w:r>
-        <w:rPr>
-          <w:rFonts w:ascii="Arial" w:hAnsi="Arial" w:cs="Arial"/>
-          <w:sz w:val="24"/>
-          <w:szCs w:val="24"/>
-        </w:rPr>
-        <w:t xml:space="preserve"> Eliminado.</w:t>
-      </w:r>
-      <w:r>
-        <w:rPr>
-          <w:rFonts w:ascii="Arial" w:hAnsi="Arial" w:cs="Arial"/>
-          <w:sz w:val="24"/>
-          <w:szCs w:val="24"/>
-        </w:rPr>
-        <w:t xml:space="preserve"> </w:t>
-      </w:r>
-    </w:p>
-    <w:p>
-      <w:pPr>
         <w:pStyle w:val="Ttulo2"/>
         <w:rPr>
           <w:rFonts w:cs="Arial"/>
@@ -3152,6 +2397,7 @@
           <w:sz w:val="24"/>
           <w:szCs w:val="24"/>
         </w:rPr>
+        <w:lastRenderedPageBreak/>
         <w:t xml:space="preserve">7. Puntos de </w:t>
       </w:r>
       <w:proofErr w:type="spellStart"/>
